--- a/문서/2021180044_황광진/황광진_작업일지_32.docx
+++ b/문서/2021180044_황광진/황광진_작업일지_32.docx
@@ -94,11 +94,6 @@
             <w:tcW w:w="1275" w:type="dxa"/>
           </w:tcPr>
           <w:p>
-            <w:pPr>
-              <w:rPr>
-                <w:rFonts w:hint="eastAsia"/>
-              </w:rPr>
-            </w:pPr>
             <w:r>
               <w:t>202</w:t>
             </w:r>
@@ -137,11 +132,6 @@
             </w:r>
           </w:p>
           <w:p>
-            <w:pPr>
-              <w:rPr>
-                <w:rFonts w:hint="eastAsia"/>
-              </w:rPr>
-            </w:pPr>
             <w:r>
               <w:t>202</w:t>
             </w:r>
@@ -238,16 +228,23 @@
             <w:tcW w:w="7513" w:type="dxa"/>
             <w:gridSpan w:val="5"/>
           </w:tcPr>
-          <w:p/>
+          <w:p>
+            <w:pPr>
+              <w:rPr>
+                <w:rFonts w:hint="eastAsia"/>
+              </w:rPr>
+            </w:pPr>
+            <w:r>
+              <w:rPr>
+                <w:rFonts w:hint="eastAsia"/>
+              </w:rPr>
+              <w:t>앵커 아이템 설계</w:t>
+            </w:r>
+          </w:p>
         </w:tc>
       </w:tr>
     </w:tbl>
     <w:p>
-      <w:pPr>
-        <w:rPr>
-          <w:rFonts w:hint="eastAsia"/>
-        </w:rPr>
-      </w:pPr>
       <w:r>
         <w:rPr>
           <w:rFonts w:hint="eastAsia"/>
@@ -261,7 +258,101 @@
         <w:t>앵커아이템 만들기</w:t>
       </w:r>
     </w:p>
-    <w:p/>
+    <w:p>
+      <w:pPr>
+        <w:rPr>
+          <w:rFonts w:hint="eastAsia"/>
+        </w:rPr>
+      </w:pPr>
+      <w:r>
+        <w:drawing>
+          <wp:inline distT="0" distB="0" distL="0" distR="0" wp14:anchorId="17100198" wp14:editId="69433901">
+            <wp:extent cx="4496427" cy="5744377"/>
+            <wp:effectExtent l="0" t="0" r="0" b="8890"/>
+            <wp:docPr id="1479813402" name="그림 1" descr="야외, 겨울, 눈, 지상이(가) 표시된 사진&#10;&#10;자동 생성된 설명"/>
+            <wp:cNvGraphicFramePr>
+              <a:graphicFrameLocks xmlns:a="http://schemas.openxmlformats.org/drawingml/2006/main" noChangeAspect="1"/>
+            </wp:cNvGraphicFramePr>
+            <a:graphic xmlns:a="http://schemas.openxmlformats.org/drawingml/2006/main">
+              <a:graphicData uri="http://schemas.openxmlformats.org/drawingml/2006/picture">
+                <pic:pic xmlns:pic="http://schemas.openxmlformats.org/drawingml/2006/picture">
+                  <pic:nvPicPr>
+                    <pic:cNvPr id="1479813402" name="그림 1" descr="야외, 겨울, 눈, 지상이(가) 표시된 사진&#10;&#10;자동 생성된 설명"/>
+                    <pic:cNvPicPr/>
+                  </pic:nvPicPr>
+                  <pic:blipFill>
+                    <a:blip r:embed="rId7"/>
+                    <a:stretch>
+                      <a:fillRect/>
+                    </a:stretch>
+                  </pic:blipFill>
+                  <pic:spPr>
+                    <a:xfrm>
+                      <a:off x="0" y="0"/>
+                      <a:ext cx="4496427" cy="5744377"/>
+                    </a:xfrm>
+                    <a:prstGeom prst="rect">
+                      <a:avLst/>
+                    </a:prstGeom>
+                  </pic:spPr>
+                </pic:pic>
+              </a:graphicData>
+            </a:graphic>
+          </wp:inline>
+        </w:drawing>
+      </w:r>
+    </w:p>
+    <w:p>
+      <w:r>
+        <w:rPr>
+          <w:rFonts w:hint="eastAsia"/>
+        </w:rPr>
+        <w:t>앵커 사용시</w:t>
+      </w:r>
+    </w:p>
+    <w:p>
+      <w:r>
+        <w:rPr>
+          <w:rFonts w:hint="eastAsia"/>
+        </w:rPr>
+        <w:t xml:space="preserve">1. 볼트 아이템 위에서 프리뷰 후 </w:t>
+      </w:r>
+      <w:proofErr w:type="gramStart"/>
+      <w:r>
+        <w:rPr>
+          <w:rFonts w:hint="eastAsia"/>
+        </w:rPr>
+        <w:t>한번</w:t>
+      </w:r>
+      <w:proofErr w:type="gramEnd"/>
+      <w:r>
+        <w:rPr>
+          <w:rFonts w:hint="eastAsia"/>
+        </w:rPr>
+        <w:t xml:space="preserve"> 더 q 누를 시 설치</w:t>
+      </w:r>
+    </w:p>
+    <w:p>
+      <w:r>
+        <w:rPr>
+          <w:rFonts w:hint="eastAsia"/>
+        </w:rPr>
+        <w:t>2. 프리뷰 중 e 누를 시 취소</w:t>
+      </w:r>
+    </w:p>
+    <w:p>
+      <w:pPr>
+        <w:rPr>
+          <w:rFonts w:hint="eastAsia"/>
+        </w:rPr>
+      </w:pPr>
+      <w:r>
+        <w:rPr>
+          <w:rFonts w:hint="eastAsia"/>
+        </w:rPr>
+        <w:t>3. 아직 로프기능 코드만 있고 합치지는 못했음</w:t>
+      </w:r>
+    </w:p>
     <w:tbl>
       <w:tblPr>
         <w:tblStyle w:val="12"/>
@@ -290,6 +381,7 @@
                 <w:rFonts w:hint="eastAsia"/>
                 <w:b/>
               </w:rPr>
+              <w:lastRenderedPageBreak/>
               <w:t>문제점 정리</w:t>
             </w:r>
           </w:p>
@@ -515,7 +607,27 @@
             <w:tcW w:w="6762" w:type="dxa"/>
             <w:gridSpan w:val="3"/>
           </w:tcPr>
-          <w:p/>
+          <w:p>
+            <w:r>
+              <w:rPr>
+                <w:rFonts w:hint="eastAsia"/>
+              </w:rPr>
+              <w:t>앵커 아이템 완성하기</w:t>
+            </w:r>
+          </w:p>
+          <w:p>
+            <w:pPr>
+              <w:rPr>
+                <w:rFonts w:hint="eastAsia"/>
+              </w:rPr>
+            </w:pPr>
+            <w:r>
+              <w:rPr>
+                <w:rFonts w:hint="eastAsia"/>
+              </w:rPr>
+              <w:t>램프 아이템 만들기</w:t>
+            </w:r>
+          </w:p>
         </w:tc>
       </w:tr>
       <w:tr>
@@ -572,7 +684,7 @@
     </w:tbl>
     <w:p/>
     <w:sectPr>
-      <w:headerReference w:type="default" r:id="rId7"/>
+      <w:headerReference w:type="default" r:id="rId8"/>
       <w:pgSz w:w="11906" w:h="16838"/>
       <w:pgMar w:top="1701" w:right="1440" w:bottom="1440" w:left="1440" w:header="851" w:footer="992" w:gutter="0"/>
       <w:cols w:space="720"/>
